--- a/racconti/docx/quinta_dimensione.docx
+++ b/racconti/docx/quinta_dimensione.docx
@@ -144,7 +144,7 @@
       </w:pPr>
       <w:r>
         <w:rPr/>
-        <w:t>Io ti sento, mentre ti trascini in questa vita che non vuoi, questa esistenza imperfetta segnata dalla morte, dalla fatica e dal dolore. Io lo sento, il tuo odio. Il tuo umano aggrapparti alle felicità caduche, che friabili scivolano tra le tue dita come sabbia. Il tuo rimpiangere il passato e il tuo anticipare il futuro, che a sua volta diventa già passato, inesorabile.</w:t>
+        <w:t>Io ti sento, mentre ti trascini in questa vita che non vuoi, questa esistenza imperfetta segnata dalla morte, dalla fatica, dal dolore. Io lo sento, il tuo odio. Il tuo umano aggrapparti alle felicità caduche, che friabili scivolano tra le tue dita come sabbia. Il tuo rimpiangere il passato e il tuo anticipare il futuro, che a sua volta diventa già passato, inesorabile.</w:t>
       </w:r>
     </w:p>
     <w:p>
@@ -240,19 +240,27 @@
       </w:pPr>
       <w:r>
         <w:rPr/>
-        <w:t>L’Altissimo, l’Onnipotente, Padre vostro e mio, Egli aveva creato un Regno splendente. Ma voi non ne facevate parte. Oh, no, Lui si beava, si compiaceva della sua perfezione, e nella sua “infinita bontà” aveva creato noi, creature angeliche, per condividere la meraviglia della luce, dell’esistenza interamente perfetta. Paradiso, così lo chiamate. E non sapete neanche cosa sia.</w:t>
-      </w:r>
-    </w:p>
-    <w:p>
-      <w:pPr>
-        <w:pStyle w:val="Normal"/>
-        <w:ind w:firstLine="425"/>
-        <w:jc w:val="both"/>
-        <w:rPr/>
-      </w:pPr>
-      <w:r>
-        <w:rPr/>
-        <w:t>Per secoli lo avete immaginato sulle nubi, bianco, rifulgente. Come se esistessero solo l'alto e il basso, il lungo e il largo, il sopra e il sotto. Per secoli avete accettato il verbo delle vostre Scritture adagiandovi sul vago “salto di fede”. Ma siete cresciuti: il potere perso dalla Chiesa è stato ben raccolto dalla nuova Scienza. Avete scoperto non solo che l’universo è una struttura spazio-temporale quadrimensionale ma che potrebbe anche esserci una quinta dimensione. Una dimensione che i vostri intelletti non riescono a percepire, che i vostri sensi e cervelli tridimensionali non possono neanche ipotizzare. Lo avete scoperto, bravi, ma non avete capito che cosa sia.</w:t>
+        <w:t>L’Altissimo, l’Onnipotente, Padre vostro e mio, Egli aveva creato un Regno splendente. Ma voi non ne facevate parte. Oh, no, Lui si beava, si compiaceva della sua perfezione, e nella sua infinita bontà aveva creato noi, creature angeliche, per condividere la meraviglia della luce, dell’esistenza interamente perfetta. Paradiso, così lo chiamate. E non sapete neanche cosa sia.</w:t>
+      </w:r>
+    </w:p>
+    <w:p>
+      <w:pPr>
+        <w:pStyle w:val="Normal"/>
+        <w:ind w:firstLine="425"/>
+        <w:jc w:val="both"/>
+        <w:rPr/>
+      </w:pPr>
+      <w:r>
+        <w:rPr/>
+        <w:t xml:space="preserve">Per secoli lo avete immaginato sulle nubi, bianco, rifulgente. Come se esistessero solo l'alto e il basso, il lungo e il largo, il sopra e il sotto. Per secoli avete accettato il </w:t>
+      </w:r>
+      <w:r>
+        <w:rPr/>
+        <w:t>V</w:t>
+      </w:r>
+      <w:r>
+        <w:rPr/>
+        <w:t>erbo delle vostre Scritture adagiandovi sul vago “salto di fede”. Ma siete cresciuti: il potere perso dalla Chiesa è stato ben raccolto dalla nuova Scienza. Avete scoperto non solo che l’universo è una struttura spazio-temporale quadrimensionale ma che potrebbe anche esserci una quinta dimensione. Una dimensione che i vostri intelletti non riescono a percepire, che i vostri sensi e cervelli tridimensionali non possono neanche ipotizzare. Lo avete scoperto, bravi, ma non avete capito che cosa sia.</w:t>
       </w:r>
     </w:p>
     <w:p>
@@ -276,7 +284,23 @@
       </w:pPr>
       <w:r>
         <w:rPr/>
-        <w:t>È la dimensione della coscienza al di fuori delle limitazioni di spazio e tempo, dove essi collassano, dove essi non esistono. È il luogo non-luogo dove tutto accade, è accaduto e accadrà contemporaneamente: dove il tempo è istantaneo e le infinite possibilità della realtà coesistono insieme. Lì non esiste materia, non esiste massa. Tutto è energia. Infinita. Illimitata. Una.</w:t>
+        <w:t xml:space="preserve">È la dimensione della coscienza al di fuori delle limitazioni di spazio e tempo, dove essi collassano, dove essi </w:t>
+      </w:r>
+      <w:r>
+        <w:rPr/>
+        <w:t>si integrano</w:t>
+      </w:r>
+      <w:r>
+        <w:rPr/>
+        <w:t xml:space="preserve">. È il luogo non-luogo dove tutto accade, è accaduto e accadrà: dove il tempo è istantaneo </w:t>
+      </w:r>
+      <w:r>
+        <w:rPr/>
+        <w:t>e lo spazio è un punto di pura potenzialità del reale</w:t>
+      </w:r>
+      <w:r>
+        <w:rPr/>
+        <w:t>. Lì non esiste materia, non esiste massa. Tutto è energia. Infinita. Illimitata. Una.</w:t>
       </w:r>
     </w:p>
     <w:p>
@@ -336,7 +360,15 @@
       </w:pPr>
       <w:r>
         <w:rPr/>
-        <w:t>Sappiate che quella Quinta dimensione, l’Unità, non era fatta per ospitarvi. Oh, no. Egli non voleva che voi entraste nel suo Regno. Vi voleva burattini perfetti di un universo artefatto. “Creati a Sua immagine e somiglianza”, dite spesso. Che scemenza. Se vi avesse voluti veramente così, sareste stati come me e i miei fratelli: luminosa consapevolezza priva di massa, eternamente presente, passata e futura. Voi, invece, cadete dal passeggino e vi rompete il cranio. Mangiate una bacca nuova e vomitate. Starnutite e morite.</w:t>
+        <w:t xml:space="preserve">Sappiate che quella Quinta dimensione, l’Unità, non era fatta per ospitarvi. Oh, no. Egli non voleva che voi entraste nel suo Regno. Vi voleva burattini perfetti di un universo artefatto. “Creati a Sua immagine e somiglianza”, dite spesso. Che </w:t>
+      </w:r>
+      <w:r>
+        <w:rPr/>
+        <w:t>follia</w:t>
+      </w:r>
+      <w:r>
+        <w:rPr/>
+        <w:t>. Se vi avesse voluti veramente così, sareste stati come me e i miei fratelli: luminosa consapevolezza priva di massa, eternamente presente, passata e futura. Voi, invece, cadete dal passeggino e vi rompete il cranio. Mangiate una bacca e vomitate. Starnutite e morite.</w:t>
       </w:r>
     </w:p>
     <w:p>
@@ -417,19 +449,43 @@
       </w:r>
       <w:r>
         <w:rPr/>
-        <w:t>, unico tra i miei fratelli, a oppormi al Suo disegno. Volevo accogliere quelle anime, le vostre anime, nella nostra dimensione, ma voi eravate stati creati come marionette per glorificare Lui e le sue schiere di angeli perdenti. Solo questo, sareste stati: glorificatori e piantatori di erbe e verdure. Semplici sacchi di carne, eternamente incompleti, stupidamente inebetiti, senza toccare mai morte, dolore o fatica alcuna.</w:t>
-      </w:r>
-    </w:p>
-    <w:p>
-      <w:pPr>
-        <w:pStyle w:val="Normal"/>
-        <w:ind w:firstLine="425"/>
-        <w:jc w:val="both"/>
-        <w:rPr/>
-      </w:pPr>
-      <w:r>
-        <w:rPr/>
-        <w:t>Ma come si può conoscere la felicità, senza aver prima conosciuto il dolore? Come si può dare valore alla vita senza aver tenuto tra le braccia un figlio che muore? Come si può capire che cos’è l’amore, se non si è mai incontrata l’avversione?</w:t>
+        <w:t xml:space="preserve">, unico tra i miei fratelli, a oppormi al Suo disegno. Volevo accogliere quelle anime, le vostre anime, nella nostra dimensione, ma voi eravate stati creati come </w:t>
+      </w:r>
+      <w:r>
+        <w:rPr/>
+        <w:t>marionette adoranti</w:t>
+      </w:r>
+      <w:r>
+        <w:rPr/>
+        <w:t>. Solo questo, sareste stati: glorificatori e piantatori di erbe e verdure. Semplici sacchi di carne, eternamente incompleti, stupidamente inebetiti, senza toccare mai morte, dolore o fatica alcuna.</w:t>
+      </w:r>
+    </w:p>
+    <w:p>
+      <w:pPr>
+        <w:pStyle w:val="Normal"/>
+        <w:ind w:firstLine="425"/>
+        <w:jc w:val="both"/>
+        <w:rPr/>
+      </w:pPr>
+      <w:r>
+        <w:rPr/>
+        <w:t>Ma come si può conoscere la felicità, senza aver prima conosciuto il dolore? Come si può dare valore alla vita senza aver tenuto tra le braccia un figlio che muore? Come si può capire che cos’è l’amore, se non si è mai incontrat</w:t>
+      </w:r>
+      <w:r>
+        <w:rPr/>
+        <w:t>o</w:t>
+      </w:r>
+      <w:r>
+        <w:rPr/>
+        <w:t xml:space="preserve"> l’</w:t>
+      </w:r>
+      <w:r>
+        <w:rPr/>
+        <w:t>odio</w:t>
+      </w:r>
+      <w:r>
+        <w:rPr/>
+        <w:t>?</w:t>
       </w:r>
     </w:p>
     <w:p>
@@ -465,19 +521,55 @@
       </w:pPr>
       <w:r>
         <w:rPr/>
-        <w:t>Vi ho liberato, vi ho fatto conoscere la differenza tra bene e male, cosicché voi apriste gli occhi e muoveste i vostri primi passi verso la direzione ultima: quell’Unità, quella Quinta dimensione in cui dimora l’Infinito, finalmente aperta e pronta ad accoglierlo.</w:t>
-      </w:r>
-    </w:p>
-    <w:p>
-      <w:pPr>
-        <w:pStyle w:val="Normal"/>
-        <w:ind w:firstLine="425"/>
-        <w:jc w:val="both"/>
-        <w:rPr/>
-      </w:pPr>
-      <w:r>
-        <w:rPr/>
-        <w:t>Per questo sono stato cacciato, perché vi ho donato il libero arbitrio. Per questo ora vivo tra voi. Sì, perché l’inferno non esiste, è solo una finzione psicologica perpetrata da quegli uomini impomatati che si professano servi di Dio e vestono mantelli di ermellino. In realtà, l’inferno non è da nessuna parte, né sulla Terra né fuori dalla Terra. Oppure è dappertutto, se volete. Ve lo portate con voi, ogni volta che commettete un’azione libera e malvagia. E quando morite tornate di nuovo qui sulla Terra, a patire malattie, fatica e morte, fino a che non sarete pronti per accedere all’Unità.</w:t>
+        <w:t>Vi ho liberato, vi ho fatto conoscere la differenza tra bene e male, cosicché voi apriste gli occhi e muoveste i vostri primi passi verso la direzione ultima: quell’Unità, quella Quinta dimensione in cui dimora l’Infinito, finalmente aperta.</w:t>
+      </w:r>
+    </w:p>
+    <w:p>
+      <w:pPr>
+        <w:pStyle w:val="Normal"/>
+        <w:ind w:firstLine="425"/>
+        <w:jc w:val="both"/>
+        <w:rPr/>
+      </w:pPr>
+      <w:r>
+        <w:rPr/>
+        <w:t xml:space="preserve">Per questo sono stato cacciato, perché vi ho donato il libero arbitrio. Per questo ora vivo tra voi. Sì, perché l’inferno non esiste, è </w:t>
+      </w:r>
+      <w:r>
+        <w:rPr/>
+        <w:t>la pappa</w:t>
+      </w:r>
+      <w:r>
+        <w:rPr/>
+        <w:t xml:space="preserve"> psicologica perpetrata da quegli uomini impomatati che si professano servi di Dio e vestono mantelli di ermellino. In realtà, l’inferno non è da nessuna parte, né sulla Terra né fuori dalla Terra. Oppure è dappertutto, se volete. Ve lo portate con voi, </w:t>
+      </w:r>
+      <w:r>
+        <w:rPr/>
+        <w:t>ve lo create da soli</w:t>
+      </w:r>
+      <w:r>
+        <w:rPr/>
+        <w:t xml:space="preserve"> ogni volta che commettete un’azione libera e malvagia. </w:t>
+      </w:r>
+      <w:r>
+        <w:rPr/>
+        <w:t xml:space="preserve">La responsabilità, ah, nettare dal sapore amaro e, insieme così dolce. Scelta e non-scelta vi rendono padroni, </w:t>
+      </w:r>
+      <w:r>
+        <w:rPr/>
+        <w:t>compassione e amore vi dirigono verso la vostra unica meta, verso que</w:t>
+      </w:r>
+      <w:r>
+        <w:rPr/>
+        <w:t xml:space="preserve">ll’Unità </w:t>
+      </w:r>
+      <w:r>
+        <w:rPr/>
+        <w:t>ora accessibile grazie alla consapevolezza del duale</w:t>
+      </w:r>
+      <w:r>
+        <w:rPr/>
+        <w:t>.</w:t>
       </w:r>
     </w:p>
     <w:p>
@@ -566,12 +658,10 @@
     </w:pPr>
     <w:r>
       <w:rPr/>
-    </w:r>
-    <w:r>
       <mc:AlternateContent>
         <mc:Choice Requires="wps">
           <w:drawing>
-            <wp:anchor distT="0" distB="0" distL="0" distR="0" simplePos="0" relativeHeight="0" behindDoc="0" locked="0" layoutInCell="1" allowOverlap="1">
+            <wp:anchor distT="0" distB="0" distL="0" distR="0" simplePos="0" relativeHeight="13" behindDoc="1" locked="0" layoutInCell="0" allowOverlap="1">
               <wp:simplePos x="0" y="0"/>
               <wp:positionH relativeFrom="margin">
                 <wp:align>center</wp:align>
@@ -586,25 +676,31 @@
               <a:graphic xmlns:a="http://schemas.openxmlformats.org/drawingml/2006/main">
                 <a:graphicData uri="http://schemas.microsoft.com/office/word/2010/wordprocessingShape">
                   <wps:wsp>
-                    <wps:cNvSpPr txBox="1"/>
+                    <wps:cNvSpPr/>
                     <wps:spPr>
                       <a:xfrm>
                         <a:off x="0" y="0"/>
-                        <a:ext cx="14605" cy="14605"/>
+                        <a:ext cx="14760" cy="14760"/>
                       </a:xfrm>
-                      <a:prstGeom prst="rect"/>
-                      <a:solidFill>
-                        <a:srgbClr val="FFFFFF">
-                          <a:alpha val="0"/>
-                        </a:srgbClr>
-                      </a:solidFill>
+                      <a:prstGeom prst="rect">
+                        <a:avLst/>
+                      </a:prstGeom>
+                      <a:noFill/>
+                      <a:ln w="0">
+                        <a:noFill/>
+                      </a:ln>
                     </wps:spPr>
+                    <wps:style>
+                      <a:lnRef idx="0"/>
+                      <a:fillRef idx="0"/>
+                      <a:effectRef idx="0"/>
+                      <a:fontRef idx="minor"/>
+                    </wps:style>
                     <wps:txbx>
                       <w:txbxContent>
                         <w:p>
                           <w:pPr>
                             <w:pStyle w:val="Footer"/>
-                            <w:pBdr/>
                             <w:rPr>
                               <w:rStyle w:val="PageNumber"/>
                             </w:rPr>
@@ -642,7 +738,7 @@
                         </w:p>
                       </w:txbxContent>
                     </wps:txbx>
-                    <wps:bodyPr anchor="t" lIns="0" tIns="0" rIns="0" bIns="0">
+                    <wps:bodyPr lIns="0" rIns="0" tIns="0" bIns="0" anchor="t">
                       <a:spAutoFit/>
                     </wps:bodyPr>
                   </wps:wsp>
@@ -653,14 +749,14 @@
         </mc:Choice>
         <mc:Fallback>
           <w:pict>
-            <v:rect fillcolor="#FFFFFF" style="position:absolute;rotation:-0;width:1.15pt;height:1.15pt;mso-wrap-distance-left:0pt;mso-wrap-distance-right:0pt;mso-wrap-distance-top:0pt;mso-wrap-distance-bottom:0pt;margin-top:0.05pt;mso-position-vertical-relative:text;margin-left:0pt;mso-position-horizontal:center;mso-position-horizontal-relative:margin">
-              <v:fill opacity="0f"/>
-              <v:textbox inset="0in,0in,0in,0in">
+            <v:rect id="shape_0" fillcolor="white" stroked="f" o:allowincell="f" style="position:absolute;margin-left:0pt;margin-top:0.05pt;width:1.1pt;height:1.1pt;mso-wrap-style:square;v-text-anchor:top;mso-position-horizontal:center;mso-position-horizontal-relative:margin">
+              <v:fill o:detectmouseclick="t" type="solid" color2="black" opacity="0"/>
+              <v:stroke color="#3465a4" joinstyle="round" endcap="flat"/>
+              <v:textbox>
                 <w:txbxContent>
                   <w:p>
                     <w:pPr>
                       <w:pStyle w:val="Footer"/>
-                      <w:pBdr/>
                       <w:rPr>
                         <w:rStyle w:val="PageNumber"/>
                       </w:rPr>
@@ -718,12 +814,10 @@
     </w:pPr>
     <w:r>
       <w:rPr/>
-    </w:r>
-    <w:r>
       <mc:AlternateContent>
         <mc:Choice Requires="wps">
           <w:drawing>
-            <wp:anchor distT="0" distB="0" distL="0" distR="0" simplePos="0" relativeHeight="6" behindDoc="0" locked="0" layoutInCell="0" allowOverlap="1">
+            <wp:anchor distT="0" distB="0" distL="0" distR="0" simplePos="0" relativeHeight="10" behindDoc="1" locked="0" layoutInCell="0" allowOverlap="1">
               <wp:simplePos x="0" y="0"/>
               <wp:positionH relativeFrom="margin">
                 <wp:align>center</wp:align>
@@ -731,32 +825,38 @@
               <wp:positionV relativeFrom="paragraph">
                 <wp:posOffset>635</wp:posOffset>
               </wp:positionV>
-              <wp:extent cx="76835" cy="175260"/>
+              <wp:extent cx="76835" cy="173990"/>
               <wp:effectExtent l="0" t="0" r="0" b="0"/>
               <wp:wrapSquare wrapText="bothSides"/>
               <wp:docPr id="2" name="Cornice2"/>
               <a:graphic xmlns:a="http://schemas.openxmlformats.org/drawingml/2006/main">
                 <a:graphicData uri="http://schemas.microsoft.com/office/word/2010/wordprocessingShape">
                   <wps:wsp>
-                    <wps:cNvSpPr txBox="1"/>
+                    <wps:cNvSpPr/>
                     <wps:spPr>
                       <a:xfrm>
                         <a:off x="0" y="0"/>
-                        <a:ext cx="76835" cy="175260"/>
+                        <a:ext cx="76680" cy="173880"/>
                       </a:xfrm>
-                      <a:prstGeom prst="rect"/>
-                      <a:solidFill>
-                        <a:srgbClr val="FFFFFF">
-                          <a:alpha val="0"/>
-                        </a:srgbClr>
-                      </a:solidFill>
+                      <a:prstGeom prst="rect">
+                        <a:avLst/>
+                      </a:prstGeom>
+                      <a:noFill/>
+                      <a:ln w="0">
+                        <a:noFill/>
+                      </a:ln>
                     </wps:spPr>
+                    <wps:style>
+                      <a:lnRef idx="0"/>
+                      <a:fillRef idx="0"/>
+                      <a:effectRef idx="0"/>
+                      <a:fontRef idx="minor"/>
+                    </wps:style>
                     <wps:txbx>
                       <w:txbxContent>
                         <w:p>
                           <w:pPr>
                             <w:pStyle w:val="Footer"/>
-                            <w:pBdr/>
                             <w:rPr>
                               <w:rStyle w:val="PageNumber"/>
                             </w:rPr>
@@ -794,7 +894,7 @@
                         </w:p>
                       </w:txbxContent>
                     </wps:txbx>
-                    <wps:bodyPr anchor="t" lIns="0" tIns="0" rIns="0" bIns="0">
+                    <wps:bodyPr lIns="0" rIns="0" tIns="0" bIns="0" anchor="t">
                       <a:spAutoFit/>
                     </wps:bodyPr>
                   </wps:wsp>
@@ -805,14 +905,14 @@
         </mc:Choice>
         <mc:Fallback>
           <w:pict>
-            <v:rect fillcolor="#FFFFFF" style="position:absolute;rotation:-0;width:6.05pt;height:13.8pt;mso-wrap-distance-left:0pt;mso-wrap-distance-right:0pt;mso-wrap-distance-top:0pt;mso-wrap-distance-bottom:0pt;margin-top:0.05pt;mso-position-vertical-relative:text;margin-left:152.9pt;mso-position-horizontal:center;mso-position-horizontal-relative:margin">
-              <v:fill opacity="0f"/>
-              <v:textbox inset="0in,0in,0in,0in">
+            <v:rect id="shape_0" fillcolor="white" stroked="f" o:allowincell="f" style="position:absolute;margin-left:152.85pt;margin-top:0.05pt;width:6pt;height:13.65pt;mso-wrap-style:square;v-text-anchor:top;mso-position-horizontal:center;mso-position-horizontal-relative:margin">
+              <v:fill o:detectmouseclick="t" type="solid" color2="black" opacity="0"/>
+              <v:stroke color="#3465a4" joinstyle="round" endcap="flat"/>
+              <v:textbox>
                 <w:txbxContent>
                   <w:p>
                     <w:pPr>
                       <w:pStyle w:val="Footer"/>
-                      <w:pBdr/>
                       <w:rPr>
                         <w:rStyle w:val="PageNumber"/>
                       </w:rPr>
@@ -870,12 +970,10 @@
     </w:pPr>
     <w:r>
       <w:rPr/>
-    </w:r>
-    <w:r>
       <mc:AlternateContent>
         <mc:Choice Requires="wps">
           <w:drawing>
-            <wp:anchor distT="0" distB="0" distL="0" distR="0" simplePos="0" relativeHeight="6" behindDoc="0" locked="0" layoutInCell="0" allowOverlap="1">
+            <wp:anchor distT="0" distB="0" distL="0" distR="0" simplePos="0" relativeHeight="10" behindDoc="1" locked="0" layoutInCell="0" allowOverlap="1">
               <wp:simplePos x="0" y="0"/>
               <wp:positionH relativeFrom="margin">
                 <wp:align>center</wp:align>
@@ -883,32 +981,38 @@
               <wp:positionV relativeFrom="paragraph">
                 <wp:posOffset>635</wp:posOffset>
               </wp:positionV>
-              <wp:extent cx="76835" cy="175260"/>
+              <wp:extent cx="76835" cy="173990"/>
               <wp:effectExtent l="0" t="0" r="0" b="0"/>
               <wp:wrapSquare wrapText="bothSides"/>
               <wp:docPr id="3" name="Cornice2"/>
               <a:graphic xmlns:a="http://schemas.openxmlformats.org/drawingml/2006/main">
                 <a:graphicData uri="http://schemas.microsoft.com/office/word/2010/wordprocessingShape">
                   <wps:wsp>
-                    <wps:cNvSpPr txBox="1"/>
+                    <wps:cNvSpPr/>
                     <wps:spPr>
                       <a:xfrm>
                         <a:off x="0" y="0"/>
-                        <a:ext cx="76835" cy="175260"/>
+                        <a:ext cx="76680" cy="173880"/>
                       </a:xfrm>
-                      <a:prstGeom prst="rect"/>
-                      <a:solidFill>
-                        <a:srgbClr val="FFFFFF">
-                          <a:alpha val="0"/>
-                        </a:srgbClr>
-                      </a:solidFill>
+                      <a:prstGeom prst="rect">
+                        <a:avLst/>
+                      </a:prstGeom>
+                      <a:noFill/>
+                      <a:ln w="0">
+                        <a:noFill/>
+                      </a:ln>
                     </wps:spPr>
+                    <wps:style>
+                      <a:lnRef idx="0"/>
+                      <a:fillRef idx="0"/>
+                      <a:effectRef idx="0"/>
+                      <a:fontRef idx="minor"/>
+                    </wps:style>
                     <wps:txbx>
                       <w:txbxContent>
                         <w:p>
                           <w:pPr>
                             <w:pStyle w:val="Footer"/>
-                            <w:pBdr/>
                             <w:rPr>
                               <w:rStyle w:val="PageNumber"/>
                             </w:rPr>
@@ -946,7 +1050,7 @@
                         </w:p>
                       </w:txbxContent>
                     </wps:txbx>
-                    <wps:bodyPr anchor="t" lIns="0" tIns="0" rIns="0" bIns="0">
+                    <wps:bodyPr lIns="0" rIns="0" tIns="0" bIns="0" anchor="t">
                       <a:spAutoFit/>
                     </wps:bodyPr>
                   </wps:wsp>
@@ -957,14 +1061,14 @@
         </mc:Choice>
         <mc:Fallback>
           <w:pict>
-            <v:rect fillcolor="#FFFFFF" style="position:absolute;rotation:-0;width:6.05pt;height:13.8pt;mso-wrap-distance-left:0pt;mso-wrap-distance-right:0pt;mso-wrap-distance-top:0pt;mso-wrap-distance-bottom:0pt;margin-top:0.05pt;mso-position-vertical-relative:text;margin-left:152.9pt;mso-position-horizontal:center;mso-position-horizontal-relative:margin">
-              <v:fill opacity="0f"/>
-              <v:textbox inset="0in,0in,0in,0in">
+            <v:rect id="shape_0" fillcolor="white" stroked="f" o:allowincell="f" style="position:absolute;margin-left:152.85pt;margin-top:0.05pt;width:6pt;height:13.65pt;mso-wrap-style:square;v-text-anchor:top;mso-position-horizontal:center;mso-position-horizontal-relative:margin">
+              <v:fill o:detectmouseclick="t" type="solid" color2="black" opacity="0"/>
+              <v:stroke color="#3465a4" joinstyle="round" endcap="flat"/>
+              <v:textbox>
                 <w:txbxContent>
                   <w:p>
                     <w:pPr>
                       <w:pStyle w:val="Footer"/>
-                      <w:pBdr/>
                       <w:rPr>
                         <w:rStyle w:val="PageNumber"/>
                       </w:rPr>
@@ -1321,6 +1425,7 @@
     <w:rsid w:val="009f30f0"/>
     <w:pPr>
       <w:widowControl/>
+      <w:suppressAutoHyphens w:val="true"/>
       <w:bidi w:val="0"/>
       <w:spacing w:before="0" w:after="0"/>
       <w:jc w:val="start"/>
@@ -1505,6 +1610,39 @@
       <w:rFonts w:cs="Lucida Sans"/>
     </w:rPr>
   </w:style>
+  <w:style w:type="paragraph" w:styleId="Titolouser">
+    <w:name w:val="Titolo (user)"/>
+    <w:basedOn w:val="Normal"/>
+    <w:next w:val="BodyText"/>
+    <w:qFormat/>
+    <w:pPr>
+      <w:keepNext w:val="true"/>
+      <w:spacing w:before="240" w:after="120"/>
+    </w:pPr>
+    <w:rPr>
+      <w:rFonts w:ascii="Liberation Sans" w:hAnsi="Liberation Sans" w:eastAsia="Microsoft YaHei" w:cs="Lucida Sans"/>
+      <w:sz w:val="28"/>
+      <w:szCs w:val="28"/>
+    </w:rPr>
+  </w:style>
+  <w:style w:type="paragraph" w:styleId="Indiceuser">
+    <w:name w:val="Indice (user)"/>
+    <w:basedOn w:val="Normal"/>
+    <w:qFormat/>
+    <w:pPr>
+      <w:suppressLineNumbers/>
+    </w:pPr>
+    <w:rPr>
+      <w:rFonts w:cs="Lucida Sans"/>
+    </w:rPr>
+  </w:style>
+  <w:style w:type="paragraph" w:styleId="Intestazioneepidipaginauser">
+    <w:name w:val="Intestazione e piè di pagina (user)"/>
+    <w:basedOn w:val="Normal"/>
+    <w:qFormat/>
+    <w:pPr/>
+    <w:rPr/>
+  </w:style>
   <w:style w:type="paragraph" w:styleId="Intestazioneepidipagina">
     <w:name w:val="Intestazione e piè di pagina"/>
     <w:basedOn w:val="Normal"/>
@@ -1673,6 +1811,13 @@
     </w:pPr>
     <w:rPr/>
   </w:style>
+  <w:style w:type="paragraph" w:styleId="Contenutocorniceuser">
+    <w:name w:val="Contenuto cornice (user)"/>
+    <w:basedOn w:val="Normal"/>
+    <w:qFormat/>
+    <w:pPr/>
+    <w:rPr/>
+  </w:style>
   <w:style w:type="paragraph" w:styleId="Contenutocornice">
     <w:name w:val="Contenuto cornice"/>
     <w:basedOn w:val="Normal"/>
@@ -1680,8 +1825,8 @@
     <w:pPr/>
     <w:rPr/>
   </w:style>
-  <w:style w:type="numbering" w:styleId="Nessunelenco" w:default="1">
-    <w:name w:val="Nessun elenco"/>
+  <w:style w:type="numbering" w:styleId="Nessunelencouser" w:default="1">
+    <w:name w:val="Nessun elenco (user)"/>
     <w:uiPriority w:val="99"/>
     <w:semiHidden/>
     <w:unhideWhenUsed/>
